--- a/data/resumes/Resume_06.docx
+++ b/data/resumes/Resume_06.docx
@@ -57,19 +57,35 @@
     <w:p>
       <w:pPr>
         <w:spacing w:after="40"/>
-      </w:pPr>
-      <w:r>
         <w:rPr>
           <w:rFonts w:ascii="Calibri" w:eastAsia="Calibri" w:hAnsi="Calibri" w:cs="Calibri"/>
           <w:sz w:val="18"/>
           <w:szCs w:val="18"/>
         </w:rPr>
-        <w:t>Phone: +92-327-6500914   |   Email: alijafry005@gmail.com</w:t>
-      </w:r>
-    </w:p>
-    <w:p>
-      <w:pPr>
-        <w:spacing w:after="120"/>
+      </w:pPr>
+      <w:r>
+        <w:rPr>
+          <w:rFonts w:ascii="Calibri" w:eastAsia="Calibri" w:hAnsi="Calibri" w:cs="Calibri"/>
+          <w:sz w:val="18"/>
+          <w:szCs w:val="18"/>
+        </w:rPr>
+        <w:t xml:space="preserve">Phone: +92-327-6500914   |   Email: </w:t>
+      </w:r>
+      <w:hyperlink r:id="rId10" w:history="1">
+        <w:r>
+          <w:rPr>
+            <w:rStyle w:val="Hyperlink"/>
+            <w:rFonts w:ascii="Calibri" w:eastAsia="Calibri" w:hAnsi="Calibri" w:cs="Calibri"/>
+            <w:sz w:val="18"/>
+            <w:szCs w:val="18"/>
+          </w:rPr>
+          <w:t>alijafry005@gmail.com</w:t>
+        </w:r>
+      </w:hyperlink>
+    </w:p>
+    <w:p>
+      <w:pPr>
+        <w:spacing w:after="40"/>
         <w:jc w:val="left"/>
         <w:rPr>
           <w:rFonts w:ascii="Calibri" w:hAnsi="Calibri" w:cs="Calibri"/>
@@ -141,7 +157,7 @@
           <w:sz w:val="20"/>
           <w:szCs w:val="20"/>
         </w:rPr>
-        <w:t>Permanent Address:</w:t>
+        <w:t>Address:</w:t>
       </w:r>
       <w:r>
         <w:rPr>
@@ -165,7 +181,7 @@
         </w:rPr>
         <w:t xml:space="preserve">LinkedIn: </w:t>
       </w:r>
-      <w:hyperlink r:id="rId10" w:history="1">
+      <w:hyperlink r:id="rId11" w:history="1">
         <w:r>
           <w:rPr>
             <w:rStyle w:val="Hyperlink"/>
@@ -184,25 +200,15 @@
         </w:rPr>
         <w:t xml:space="preserve">   </w:t>
       </w:r>
-      <w:proofErr w:type="gramStart"/>
       <w:r>
         <w:rPr>
           <w:rFonts w:ascii="Calibri" w:eastAsia="Calibri" w:hAnsi="Calibri" w:cs="Calibri"/>
           <w:sz w:val="18"/>
           <w:szCs w:val="18"/>
         </w:rPr>
-        <w:t>|  GitHub</w:t>
-      </w:r>
-      <w:proofErr w:type="gramEnd"/>
-      <w:r>
-        <w:rPr>
-          <w:rFonts w:ascii="Calibri" w:eastAsia="Calibri" w:hAnsi="Calibri" w:cs="Calibri"/>
-          <w:sz w:val="18"/>
-          <w:szCs w:val="18"/>
-        </w:rPr>
-        <w:t xml:space="preserve">: </w:t>
-      </w:r>
-      <w:hyperlink r:id="rId11" w:history="1">
+        <w:t xml:space="preserve">|  GitHub: </w:t>
+      </w:r>
+      <w:hyperlink r:id="rId12" w:history="1">
         <w:r>
           <w:rPr>
             <w:rStyle w:val="Hyperlink"/>
@@ -225,7 +231,7 @@
     <w:p>
       <w:pPr>
         <w:pBdr>
-          <w:bottom w:val="single" w:sz="8" w:space="1" w:color="auto"/>
+          <w:bottom w:val="single" w:sz="8" w:space="0" w:color="auto"/>
         </w:pBdr>
         <w:spacing w:line="240" w:lineRule="auto"/>
         <w:rPr>
@@ -390,7 +396,23 @@
                 <w:sz w:val="17"/>
                 <w:szCs w:val="17"/>
               </w:rPr>
-              <w:t>3.87 / 4.00</w:t>
+              <w:t>3.8</w:t>
+            </w:r>
+            <w:r>
+              <w:rPr>
+                <w:rFonts w:ascii="Calibri" w:eastAsia="Calibri" w:hAnsi="Calibri" w:cs="Calibri"/>
+                <w:sz w:val="17"/>
+                <w:szCs w:val="17"/>
+              </w:rPr>
+              <w:t>9</w:t>
+            </w:r>
+            <w:r>
+              <w:rPr>
+                <w:rFonts w:ascii="Calibri" w:eastAsia="Calibri" w:hAnsi="Calibri" w:cs="Calibri"/>
+                <w:sz w:val="17"/>
+                <w:szCs w:val="17"/>
+              </w:rPr>
+              <w:t xml:space="preserve"> / 4.00</w:t>
             </w:r>
           </w:p>
         </w:tc>
@@ -441,11 +463,6 @@
       <w:pPr>
         <w:pStyle w:val="Heading1"/>
       </w:pPr>
-    </w:p>
-    <w:p>
-      <w:pPr>
-        <w:pStyle w:val="Heading1"/>
-      </w:pPr>
       <w:r>
         <w:t>PROFILE</w:t>
       </w:r>
@@ -455,7 +472,6 @@
     </w:p>
     <w:p>
       <w:pPr>
-        <w:spacing w:after="100" w:line="276" w:lineRule="auto"/>
         <w:rPr>
           <w:rFonts w:ascii="Calibri" w:hAnsi="Calibri" w:cs="Calibri"/>
           <w:sz w:val="20"/>
@@ -464,27 +480,11 @@
       </w:pPr>
       <w:r>
         <w:rPr>
-          <w:rFonts w:ascii="Calibri" w:eastAsia="Calibri" w:hAnsi="Calibri" w:cs="Calibri"/>
-          <w:sz w:val="20"/>
-          <w:szCs w:val="20"/>
-        </w:rPr>
-        <w:t>I am a passionate</w:t>
-      </w:r>
-      <w:r>
-        <w:rPr>
-          <w:rFonts w:ascii="Calibri" w:eastAsia="Calibri" w:hAnsi="Calibri" w:cs="Calibri"/>
-          <w:sz w:val="20"/>
-          <w:szCs w:val="20"/>
-        </w:rPr>
-        <w:t xml:space="preserve"> Software Engineering student with hands-on experience across web development, automated testing, networking, and machine learning. Comfortable working in high-security, enterprise-style environments through academic and personal projects, with a growing focus on agentic AI systems. </w:t>
-      </w:r>
-      <w:r>
-        <w:rPr>
           <w:rFonts w:ascii="Calibri" w:hAnsi="Calibri" w:cs="Calibri"/>
           <w:sz w:val="20"/>
           <w:szCs w:val="20"/>
         </w:rPr>
-        <w:t>Seeking a hands-on internship to apply technical skills to real operational and project work in a complex, technology-driven enterprise setting.</w:t>
+        <w:t>Passionate Software Engineering student (CGPA: 3.89/4.00) with hands-on experience in Python, JavaScript, React, automated testing, and machine learning through academic and personal projects. Experienced in building AI-powered applications, including fake news detection, image generation, and full-stack web systems, with a growing focus on agentic AI systems and LLM-driven workflows. Strong problem-solving skills, eager to learn modern AI technologies, write clean and maintainable code, and contribute effectively in a collaborative remote engineering environment.</w:t>
       </w:r>
     </w:p>
     <w:p>
@@ -529,9 +529,8 @@
           <w:sz w:val="18"/>
           <w:szCs w:val="18"/>
         </w:rPr>
-        <w:t xml:space="preserve">2023 – </w:t>
-      </w:r>
-      <w:proofErr w:type="gramStart"/>
+        <w:t>2023 – Present  |  6th Semester  |  CGPA: 3.8</w:t>
+      </w:r>
       <w:r>
         <w:rPr>
           <w:rFonts w:ascii="Calibri" w:eastAsia="Calibri" w:hAnsi="Calibri" w:cs="Calibri"/>
@@ -539,9 +538,8 @@
           <w:sz w:val="18"/>
           <w:szCs w:val="18"/>
         </w:rPr>
-        <w:t>Present  |</w:t>
-      </w:r>
-      <w:proofErr w:type="gramEnd"/>
+        <w:t>9</w:t>
+      </w:r>
       <w:r>
         <w:rPr>
           <w:rFonts w:ascii="Calibri" w:eastAsia="Calibri" w:hAnsi="Calibri" w:cs="Calibri"/>
@@ -549,7 +547,7 @@
           <w:sz w:val="18"/>
           <w:szCs w:val="18"/>
         </w:rPr>
-        <w:t xml:space="preserve">  6th Semester  |  CGPA: 3.87 / 4.00</w:t>
+        <w:t xml:space="preserve"> / 4.00</w:t>
       </w:r>
     </w:p>
     <w:p>
@@ -564,35 +562,15 @@
           <w:sz w:val="20"/>
           <w:szCs w:val="20"/>
         </w:rPr>
-        <w:t>FSc Pre-</w:t>
-      </w:r>
-      <w:proofErr w:type="gramStart"/>
-      <w:r>
-        <w:rPr>
-          <w:rFonts w:ascii="Calibri" w:eastAsia="Calibri" w:hAnsi="Calibri" w:cs="Calibri"/>
-          <w:b/>
-          <w:bCs/>
-          <w:sz w:val="20"/>
-          <w:szCs w:val="20"/>
-        </w:rPr>
-        <w:t>Engineering</w:t>
-      </w:r>
-      <w:r>
-        <w:rPr>
-          <w:rFonts w:ascii="Calibri" w:eastAsia="Calibri" w:hAnsi="Calibri" w:cs="Calibri"/>
-          <w:sz w:val="20"/>
-          <w:szCs w:val="20"/>
-        </w:rPr>
-        <w:t xml:space="preserve">  —</w:t>
-      </w:r>
-      <w:proofErr w:type="gramEnd"/>
-      <w:r>
-        <w:rPr>
-          <w:rFonts w:ascii="Calibri" w:eastAsia="Calibri" w:hAnsi="Calibri" w:cs="Calibri"/>
-          <w:sz w:val="20"/>
-          <w:szCs w:val="20"/>
-        </w:rPr>
-        <w:t xml:space="preserve">  Punjab College, Dina</w:t>
+        <w:t>FSc Pre-Engineering</w:t>
+      </w:r>
+      <w:r>
+        <w:rPr>
+          <w:rFonts w:ascii="Calibri" w:eastAsia="Calibri" w:hAnsi="Calibri" w:cs="Calibri"/>
+          <w:sz w:val="20"/>
+          <w:szCs w:val="20"/>
+        </w:rPr>
+        <w:t xml:space="preserve">  —  Punjab College, Dina</w:t>
       </w:r>
     </w:p>
     <w:p>
@@ -636,6 +614,14 @@
         </w:rPr>
         <w:t>Programming Languages: Python, Java, JavaScript, C++</w:t>
       </w:r>
+      <w:r>
+        <w:rPr>
+          <w:rFonts w:ascii="Calibri" w:eastAsia="Calibri" w:hAnsi="Calibri" w:cs="Calibri"/>
+          <w:sz w:val="20"/>
+          <w:szCs w:val="20"/>
+        </w:rPr>
+        <w:t>, C#</w:t>
+      </w:r>
     </w:p>
     <w:p>
       <w:pPr>
@@ -654,7 +640,39 @@
           <w:sz w:val="20"/>
           <w:szCs w:val="20"/>
         </w:rPr>
-        <w:t>Web Development: HTML, CSS, Bootstrap, React</w:t>
+        <w:t xml:space="preserve">Web Development: HTML, CSS, </w:t>
+      </w:r>
+      <w:r>
+        <w:rPr>
+          <w:rFonts w:ascii="Calibri" w:eastAsia="Calibri" w:hAnsi="Calibri" w:cs="Calibri"/>
+          <w:sz w:val="20"/>
+          <w:szCs w:val="20"/>
+        </w:rPr>
+        <w:t xml:space="preserve">PHP, </w:t>
+      </w:r>
+      <w:r>
+        <w:rPr>
+          <w:rFonts w:ascii="Calibri" w:eastAsia="Calibri" w:hAnsi="Calibri" w:cs="Calibri"/>
+          <w:sz w:val="20"/>
+          <w:szCs w:val="20"/>
+        </w:rPr>
+        <w:t>Bootstrap, React</w:t>
+      </w:r>
+      <w:r>
+        <w:rPr>
+          <w:rFonts w:ascii="Calibri" w:eastAsia="Calibri" w:hAnsi="Calibri" w:cs="Calibri"/>
+          <w:sz w:val="20"/>
+          <w:szCs w:val="20"/>
+        </w:rPr>
+        <w:t>, Figma</w:t>
+      </w:r>
+      <w:r>
+        <w:rPr>
+          <w:rFonts w:ascii="Calibri" w:eastAsia="Calibri" w:hAnsi="Calibri" w:cs="Calibri"/>
+          <w:sz w:val="20"/>
+          <w:szCs w:val="20"/>
+        </w:rPr>
+        <w:t>, NextJS, Typescript</w:t>
       </w:r>
     </w:p>
     <w:p>
@@ -676,6 +694,14 @@
         </w:rPr>
         <w:t>Databases: MySQL</w:t>
       </w:r>
+      <w:r>
+        <w:rPr>
+          <w:rFonts w:ascii="Calibri" w:eastAsia="Calibri" w:hAnsi="Calibri" w:cs="Calibri"/>
+          <w:sz w:val="20"/>
+          <w:szCs w:val="20"/>
+        </w:rPr>
+        <w:t>, SQLite, PostegreSQL</w:t>
+      </w:r>
     </w:p>
     <w:p>
       <w:pPr>
@@ -696,6 +722,14 @@
         </w:rPr>
         <w:t>Testing &amp; Tools: Automated Testing (Selenium, Jest), Networking (Cisco), Unity Engine</w:t>
       </w:r>
+      <w:r>
+        <w:rPr>
+          <w:rFonts w:ascii="Calibri" w:eastAsia="Calibri" w:hAnsi="Calibri" w:cs="Calibri"/>
+          <w:sz w:val="20"/>
+          <w:szCs w:val="20"/>
+        </w:rPr>
+        <w:t>, Github, Jira</w:t>
+      </w:r>
     </w:p>
     <w:p>
       <w:pPr>
@@ -704,17 +738,62 @@
           <w:ilvl w:val="0"/>
           <w:numId w:val="6"/>
         </w:numPr>
-        <w:spacing w:after="40" w:line="276" w:lineRule="auto"/>
+        <w:spacing w:after="40"/>
         <w:contextualSpacing w:val="0"/>
         <w:jc w:val="left"/>
-      </w:pPr>
-      <w:r>
-        <w:rPr>
-          <w:rFonts w:ascii="Calibri" w:eastAsia="Calibri" w:hAnsi="Calibri" w:cs="Calibri"/>
-          <w:sz w:val="20"/>
-          <w:szCs w:val="20"/>
-        </w:rPr>
-        <w:t>Emerging Tech: Machine Learning, Agentic AI Systems</w:t>
+        <w:rPr>
+          <w:rFonts w:ascii="Calibri" w:hAnsi="Calibri" w:cs="Calibri"/>
+          <w:sz w:val="20"/>
+          <w:szCs w:val="20"/>
+        </w:rPr>
+      </w:pPr>
+      <w:r>
+        <w:rPr>
+          <w:rFonts w:ascii="Calibri" w:hAnsi="Calibri" w:cs="Calibri"/>
+          <w:sz w:val="20"/>
+          <w:szCs w:val="20"/>
+        </w:rPr>
+        <w:t>AI &amp; Emerging Technologies: Machine Learning, Agentic AI, LLM Applications, NLP, Prompt Engineering</w:t>
+      </w:r>
+    </w:p>
+    <w:p>
+      <w:pPr>
+        <w:pStyle w:val="ListParagraph"/>
+        <w:numPr>
+          <w:ilvl w:val="0"/>
+          <w:numId w:val="6"/>
+        </w:numPr>
+        <w:spacing w:after="40"/>
+        <w:jc w:val="left"/>
+        <w:rPr>
+          <w:rFonts w:ascii="Calibri" w:hAnsi="Calibri" w:cs="Calibri"/>
+          <w:sz w:val="20"/>
+          <w:szCs w:val="20"/>
+        </w:rPr>
+      </w:pPr>
+      <w:r>
+        <w:rPr>
+          <w:rFonts w:ascii="Calibri" w:hAnsi="Calibri" w:cs="Calibri"/>
+          <w:sz w:val="20"/>
+          <w:szCs w:val="20"/>
+        </w:rPr>
+        <w:t>AI &amp; ML:</w:t>
+      </w:r>
+      <w:r>
+        <w:rPr>
+          <w:rFonts w:ascii="Calibri" w:hAnsi="Calibri" w:cs="Calibri"/>
+          <w:sz w:val="20"/>
+          <w:szCs w:val="20"/>
+        </w:rPr>
+        <w:t xml:space="preserve"> </w:t>
+      </w:r>
+      <w:r>
+        <w:rPr>
+          <w:rFonts w:ascii="Calibri" w:hAnsi="Calibri" w:cs="Calibri"/>
+          <w:sz w:val="20"/>
+          <w:szCs w:val="20"/>
+        </w:rPr>
+        <w:t>Python, Pandas, NumPy, scikit-learn, spaCy, Machine Learning, Agentic AI, LLM Applications</w:t>
       </w:r>
     </w:p>
     <w:p>
@@ -1420,7 +1499,7 @@
   <w:abstractNum w:abstractNumId="4" w15:restartNumberingAfterBreak="0">
     <w:nsid w:val="47240689"/>
     <w:multiLevelType w:val="hybridMultilevel"/>
-    <w:tmpl w:val="E60041C8"/>
+    <w:tmpl w:val="B67C319E"/>
     <w:lvl w:ilvl="0" w:tplc="EE6641A8">
       <w:start w:val="1"/>
       <w:numFmt w:val="bullet"/>
@@ -1633,9 +1712,9 @@
   </w:num>
   <w:num w:numId="6">
     <w:abstractNumId w:val="4"/>
-    <w:lvlOverride w:ilvl="0">
-      <w:startOverride w:val="1"/>
-    </w:lvlOverride>
+  </w:num>
+  <w:num w:numId="7">
+    <w:abstractNumId w:val="4"/>
   </w:num>
 </w:numbering>
 </file>
@@ -2639,6 +2718,42 @@
 </file>
 
 <file path=customXml/item1.xml><?xml version="1.0" encoding="utf-8"?>
+<p:properties xmlns:p="http://schemas.microsoft.com/office/2006/metadata/properties" xmlns:xsi="http://www.w3.org/2001/XMLSchema-instance" xmlns:pc="http://schemas.microsoft.com/office/infopath/2007/PartnerControls">
+  <documentManagement>
+    <_ip_UnifiedCompliancePolicyUIAction xmlns="http://schemas.microsoft.com/sharepoint/v3" xsi:nil="true"/>
+    <_ip_UnifiedCompliancePolicyProperties xmlns="http://schemas.microsoft.com/sharepoint/v3" xsi:nil="true"/>
+    <TaxCatchAll xmlns="230e9df3-be65-4c73-a93b-d1236ebd677e" xsi:nil="true"/>
+    <ImageTagsTaxHTField xmlns="71af3243-3dd4-4a8d-8c0d-dd76da1f02a5">
+      <Terms xmlns="http://schemas.microsoft.com/office/infopath/2007/PartnerControls"/>
+    </ImageTagsTaxHTField>
+    <Image xmlns="71af3243-3dd4-4a8d-8c0d-dd76da1f02a5">
+      <Url xsi:nil="true"/>
+      <Description xsi:nil="true"/>
+    </Image>
+    <Status xmlns="71af3243-3dd4-4a8d-8c0d-dd76da1f02a5">Not started</Status>
+    <Background xmlns="71af3243-3dd4-4a8d-8c0d-dd76da1f02a5">false</Background>
+    <MediaServiceKeyPoints xmlns="71af3243-3dd4-4a8d-8c0d-dd76da1f02a5" xsi:nil="true"/>
+    <SharedWithUsers xmlns="16c05727-aa75-4e4a-9b5f-8a80a1165891">
+      <UserInfo>
+        <DisplayName/>
+        <AccountId xsi:nil="true"/>
+        <AccountType/>
+      </UserInfo>
+    </SharedWithUsers>
+  </documentManagement>
+</p:properties>
+</file>
+
+<file path=customXml/item2.xml><?xml version="1.0" encoding="utf-8"?>
+<?mso-contentType ?>
+<FormTemplates xmlns="http://schemas.microsoft.com/sharepoint/v3/contenttype/forms">
+  <Display>DocumentLibraryForm</Display>
+  <Edit>DocumentLibraryForm</Edit>
+  <New>DocumentLibraryForm</New>
+</FormTemplates>
+</file>
+
+<file path=customXml/item3.xml><?xml version="1.0" encoding="utf-8"?>
 <ct:contentTypeSchema xmlns:ct="http://schemas.microsoft.com/office/2006/metadata/contentType" xmlns:ma="http://schemas.microsoft.com/office/2006/metadata/properties/metaAttributes" ct:_="" ma:_="" ma:contentTypeName="Document" ma:contentTypeID="0x01010079F111ED35F8CC479449609E8A0923A6" ma:contentTypeVersion="30" ma:contentTypeDescription="Create a new document." ma:contentTypeScope="" ma:versionID="cec0622158e8f13124e9e8fd4de31bd1">
   <xsd:schema xmlns:xsd="http://www.w3.org/2001/XMLSchema" xmlns:xs="http://www.w3.org/2001/XMLSchema" xmlns:p="http://schemas.microsoft.com/office/2006/metadata/properties" xmlns:ns1="http://schemas.microsoft.com/sharepoint/v3" xmlns:ns2="71af3243-3dd4-4a8d-8c0d-dd76da1f02a5" xmlns:ns3="16c05727-aa75-4e4a-9b5f-8a80a1165891" xmlns:ns4="230e9df3-be65-4c73-a93b-d1236ebd677e" targetNamespace="http://schemas.microsoft.com/office/2006/metadata/properties" ma:root="true" ma:fieldsID="3b52f30ab005d15df08657af532e6e38" ns1:_="" ns2:_="" ns3:_="" ns4:_="">
     <xsd:import namespace="http://schemas.microsoft.com/sharepoint/v3"/>
@@ -2956,43 +3071,28 @@
 </ct:contentTypeSchema>
 </file>
 
-<file path=customXml/item2.xml><?xml version="1.0" encoding="utf-8"?>
-<?mso-contentType ?>
-<FormTemplates xmlns="http://schemas.microsoft.com/sharepoint/v3/contenttype/forms">
-  <Display>DocumentLibraryForm</Display>
-  <Edit>DocumentLibraryForm</Edit>
-  <New>DocumentLibraryForm</New>
-</FormTemplates>
+<file path=customXml/itemProps1.xml><?xml version="1.0" encoding="utf-8"?>
+<ds:datastoreItem xmlns:ds="http://schemas.openxmlformats.org/officeDocument/2006/customXml" ds:itemID="{2FA1C4FC-8415-4BF3-9F42-41DE68C426A1}">
+  <ds:schemaRefs>
+    <ds:schemaRef ds:uri="http://schemas.microsoft.com/office/2006/metadata/properties"/>
+    <ds:schemaRef ds:uri="http://schemas.microsoft.com/office/infopath/2007/PartnerControls"/>
+    <ds:schemaRef ds:uri="http://schemas.microsoft.com/sharepoint/v3"/>
+    <ds:schemaRef ds:uri="230e9df3-be65-4c73-a93b-d1236ebd677e"/>
+    <ds:schemaRef ds:uri="71af3243-3dd4-4a8d-8c0d-dd76da1f02a5"/>
+    <ds:schemaRef ds:uri="16c05727-aa75-4e4a-9b5f-8a80a1165891"/>
+  </ds:schemaRefs>
+</ds:datastoreItem>
 </file>
 
-<file path=customXml/item3.xml><?xml version="1.0" encoding="utf-8"?>
-<p:properties xmlns:p="http://schemas.microsoft.com/office/2006/metadata/properties" xmlns:xsi="http://www.w3.org/2001/XMLSchema-instance" xmlns:pc="http://schemas.microsoft.com/office/infopath/2007/PartnerControls">
-  <documentManagement>
-    <_ip_UnifiedCompliancePolicyUIAction xmlns="http://schemas.microsoft.com/sharepoint/v3" xsi:nil="true"/>
-    <_ip_UnifiedCompliancePolicyProperties xmlns="http://schemas.microsoft.com/sharepoint/v3" xsi:nil="true"/>
-    <TaxCatchAll xmlns="230e9df3-be65-4c73-a93b-d1236ebd677e" xsi:nil="true"/>
-    <ImageTagsTaxHTField xmlns="71af3243-3dd4-4a8d-8c0d-dd76da1f02a5">
-      <Terms xmlns="http://schemas.microsoft.com/office/infopath/2007/PartnerControls"/>
-    </ImageTagsTaxHTField>
-    <Image xmlns="71af3243-3dd4-4a8d-8c0d-dd76da1f02a5">
-      <Url xsi:nil="true"/>
-      <Description xsi:nil="true"/>
-    </Image>
-    <Status xmlns="71af3243-3dd4-4a8d-8c0d-dd76da1f02a5">Not started</Status>
-    <Background xmlns="71af3243-3dd4-4a8d-8c0d-dd76da1f02a5">false</Background>
-    <MediaServiceKeyPoints xmlns="71af3243-3dd4-4a8d-8c0d-dd76da1f02a5" xsi:nil="true"/>
-    <SharedWithUsers xmlns="16c05727-aa75-4e4a-9b5f-8a80a1165891">
-      <UserInfo>
-        <DisplayName/>
-        <AccountId xsi:nil="true"/>
-        <AccountType/>
-      </UserInfo>
-    </SharedWithUsers>
-  </documentManagement>
-</p:properties>
+<file path=customXml/itemProps2.xml><?xml version="1.0" encoding="utf-8"?>
+<ds:datastoreItem xmlns:ds="http://schemas.openxmlformats.org/officeDocument/2006/customXml" ds:itemID="{F8158BE5-FF4A-47EA-ABCC-F2FC8C69734F}">
+  <ds:schemaRefs>
+    <ds:schemaRef ds:uri="http://schemas.microsoft.com/sharepoint/v3/contenttype/forms"/>
+  </ds:schemaRefs>
+</ds:datastoreItem>
 </file>
 
-<file path=customXml/itemProps1.xml><?xml version="1.0" encoding="utf-8"?>
+<file path=customXml/itemProps3.xml><?xml version="1.0" encoding="utf-8"?>
 <ds:datastoreItem xmlns:ds="http://schemas.openxmlformats.org/officeDocument/2006/customXml" ds:itemID="{E334ADCA-0391-45BE-A0B8-AA9AA9016254}">
   <ds:schemaRefs>
     <ds:schemaRef ds:uri="http://schemas.microsoft.com/office/2006/metadata/contentType"/>
@@ -3013,27 +3113,6 @@
 </ds:datastoreItem>
 </file>
 
-<file path=customXml/itemProps2.xml><?xml version="1.0" encoding="utf-8"?>
-<ds:datastoreItem xmlns:ds="http://schemas.openxmlformats.org/officeDocument/2006/customXml" ds:itemID="{F8158BE5-FF4A-47EA-ABCC-F2FC8C69734F}">
-  <ds:schemaRefs>
-    <ds:schemaRef ds:uri="http://schemas.microsoft.com/sharepoint/v3/contenttype/forms"/>
-  </ds:schemaRefs>
-</ds:datastoreItem>
-</file>
-
-<file path=customXml/itemProps3.xml><?xml version="1.0" encoding="utf-8"?>
-<ds:datastoreItem xmlns:ds="http://schemas.openxmlformats.org/officeDocument/2006/customXml" ds:itemID="{2FA1C4FC-8415-4BF3-9F42-41DE68C426A1}">
-  <ds:schemaRefs>
-    <ds:schemaRef ds:uri="http://schemas.microsoft.com/office/2006/metadata/properties"/>
-    <ds:schemaRef ds:uri="http://schemas.microsoft.com/office/infopath/2007/PartnerControls"/>
-    <ds:schemaRef ds:uri="http://schemas.microsoft.com/sharepoint/v3"/>
-    <ds:schemaRef ds:uri="230e9df3-be65-4c73-a93b-d1236ebd677e"/>
-    <ds:schemaRef ds:uri="71af3243-3dd4-4a8d-8c0d-dd76da1f02a5"/>
-    <ds:schemaRef ds:uri="16c05727-aa75-4e4a-9b5f-8a80a1165891"/>
-  </ds:schemaRefs>
-</ds:datastoreItem>
-</file>
-
 <file path=docMetadata/LabelInfo.xml><?xml version="1.0" encoding="utf-8"?>
 <clbl:labelList xmlns:clbl="http://schemas.microsoft.com/office/2020/mipLabelMetadata"/>
 </file>